--- a/Module_2_Oct_2026_v2/Oct14_session3_materials.docx
+++ b/Module_2_Oct_2026_v2/Oct14_session3_materials.docx
@@ -2645,7 +2645,7 @@
       </w:tblGrid>
       <w:tr>
         <w:trPr>
-          <w:trHeight w:val="2016" w:hRule="atLeast"/>
+          <w:trHeight w:val="2736" w:hRule="atLeast"/>
         </w:trPr>
         body1
         <w:tc>
@@ -2778,6 +2778,71 @@
               </w:rPr>
               <w:t xml:space="preserve">3. Does the conclusion follow, or does it go beyond the evidence?</w:t>
             </w:r>
+            <w:r>
+              <w:rPr>
+                <w:rFonts w:ascii="Arial" w:hAnsi="Arial" w:eastAsia="Arial" w:cs="Arial"/>
+                <w:i w:val="false"/>
+                <w:b w:val="false"/>
+                <w:u w:val="none"/>
+                <w:strike w:val="false"/>
+                <w:sz w:val="21"/>
+                <w:szCs w:val="21"/>
+                <w:color w:val="000000"/>
+              </w:rPr>
+              <w:br/>
+            </w:r>
+            <w:r>
+              <w:rPr>
+                <w:rFonts w:ascii="Arial" w:hAnsi="Arial" w:eastAsia="Arial" w:cs="Arial"/>
+                <w:i w:val="false"/>
+                <w:b w:val="false"/>
+                <w:u w:val="none"/>
+                <w:strike w:val="false"/>
+                <w:sz w:val="21"/>
+                <w:szCs w:val="21"/>
+                <w:color w:val="000000"/>
+              </w:rPr>
+              <w:br/>
+            </w:r>
+            <w:r>
+              <w:rPr>
+                <w:rFonts w:ascii="Arial" w:hAnsi="Arial" w:eastAsia="Arial" w:cs="Arial"/>
+                <w:i w:val="false"/>
+                <w:b w:val="false"/>
+                <w:u w:val="none"/>
+                <w:strike w:val="false"/>
+                <w:sz w:val="21"/>
+                <w:szCs w:val="21"/>
+                <w:color w:val="000000"/>
+              </w:rPr>
+              <w:t xml:space="preserve">On my desk, I will ask these about:</w:t>
+            </w:r>
+            <w:r>
+              <w:rPr>
+                <w:rFonts w:ascii="Arial" w:hAnsi="Arial" w:eastAsia="Arial" w:cs="Arial"/>
+                <w:i w:val="false"/>
+                <w:b w:val="false"/>
+                <w:u w:val="none"/>
+                <w:strike w:val="false"/>
+                <w:sz w:val="21"/>
+                <w:szCs w:val="21"/>
+                <w:color w:val="000000"/>
+              </w:rPr>
+              <w:br/>
+            </w:r>
+            <w:r>
+              <w:rPr>
+                <w:rFonts w:ascii="Arial" w:hAnsi="Arial" w:eastAsia="Arial" w:cs="Arial"/>
+                <w:i w:val="false"/>
+                <w:b w:val="false"/>
+                <w:u w:val="none"/>
+                <w:strike w:val="false"/>
+                <w:sz w:val="21"/>
+                <w:szCs w:val="21"/>
+                <w:color w:val="000000"/>
+              </w:rPr>
+              <w:t xml:space="preserve">______________________________</w:t>
+            </w:r>
           </w:p>
         </w:tc>
         <w:tc>
@@ -2910,12 +2975,77 @@
               </w:rPr>
               <w:t xml:space="preserve">3. Does the conclusion follow, or does it go beyond the evidence?</w:t>
             </w:r>
+            <w:r>
+              <w:rPr>
+                <w:rFonts w:ascii="Arial" w:hAnsi="Arial" w:eastAsia="Arial" w:cs="Arial"/>
+                <w:i w:val="false"/>
+                <w:b w:val="false"/>
+                <w:u w:val="none"/>
+                <w:strike w:val="false"/>
+                <w:sz w:val="21"/>
+                <w:szCs w:val="21"/>
+                <w:color w:val="000000"/>
+              </w:rPr>
+              <w:br/>
+            </w:r>
+            <w:r>
+              <w:rPr>
+                <w:rFonts w:ascii="Arial" w:hAnsi="Arial" w:eastAsia="Arial" w:cs="Arial"/>
+                <w:i w:val="false"/>
+                <w:b w:val="false"/>
+                <w:u w:val="none"/>
+                <w:strike w:val="false"/>
+                <w:sz w:val="21"/>
+                <w:szCs w:val="21"/>
+                <w:color w:val="000000"/>
+              </w:rPr>
+              <w:br/>
+            </w:r>
+            <w:r>
+              <w:rPr>
+                <w:rFonts w:ascii="Arial" w:hAnsi="Arial" w:eastAsia="Arial" w:cs="Arial"/>
+                <w:i w:val="false"/>
+                <w:b w:val="false"/>
+                <w:u w:val="none"/>
+                <w:strike w:val="false"/>
+                <w:sz w:val="21"/>
+                <w:szCs w:val="21"/>
+                <w:color w:val="000000"/>
+              </w:rPr>
+              <w:t xml:space="preserve">On my desk, I will ask these about:</w:t>
+            </w:r>
+            <w:r>
+              <w:rPr>
+                <w:rFonts w:ascii="Arial" w:hAnsi="Arial" w:eastAsia="Arial" w:cs="Arial"/>
+                <w:i w:val="false"/>
+                <w:b w:val="false"/>
+                <w:u w:val="none"/>
+                <w:strike w:val="false"/>
+                <w:sz w:val="21"/>
+                <w:szCs w:val="21"/>
+                <w:color w:val="000000"/>
+              </w:rPr>
+              <w:br/>
+            </w:r>
+            <w:r>
+              <w:rPr>
+                <w:rFonts w:ascii="Arial" w:hAnsi="Arial" w:eastAsia="Arial" w:cs="Arial"/>
+                <w:i w:val="false"/>
+                <w:b w:val="false"/>
+                <w:u w:val="none"/>
+                <w:strike w:val="false"/>
+                <w:sz w:val="21"/>
+                <w:szCs w:val="21"/>
+                <w:color w:val="000000"/>
+              </w:rPr>
+              <w:t xml:space="preserve">______________________________</w:t>
+            </w:r>
           </w:p>
         </w:tc>
       </w:tr>
       <w:tr>
         <w:trPr>
-          <w:trHeight w:val="2016" w:hRule="atLeast"/>
+          <w:trHeight w:val="2736" w:hRule="atLeast"/>
         </w:trPr>
         body2
         <w:tc>
@@ -3048,6 +3178,71 @@
               </w:rPr>
               <w:t xml:space="preserve">3. Does the conclusion follow, or does it go beyond the evidence?</w:t>
             </w:r>
+            <w:r>
+              <w:rPr>
+                <w:rFonts w:ascii="Arial" w:hAnsi="Arial" w:eastAsia="Arial" w:cs="Arial"/>
+                <w:i w:val="false"/>
+                <w:b w:val="false"/>
+                <w:u w:val="none"/>
+                <w:strike w:val="false"/>
+                <w:sz w:val="21"/>
+                <w:szCs w:val="21"/>
+                <w:color w:val="000000"/>
+              </w:rPr>
+              <w:br/>
+            </w:r>
+            <w:r>
+              <w:rPr>
+                <w:rFonts w:ascii="Arial" w:hAnsi="Arial" w:eastAsia="Arial" w:cs="Arial"/>
+                <w:i w:val="false"/>
+                <w:b w:val="false"/>
+                <w:u w:val="none"/>
+                <w:strike w:val="false"/>
+                <w:sz w:val="21"/>
+                <w:szCs w:val="21"/>
+                <w:color w:val="000000"/>
+              </w:rPr>
+              <w:br/>
+            </w:r>
+            <w:r>
+              <w:rPr>
+                <w:rFonts w:ascii="Arial" w:hAnsi="Arial" w:eastAsia="Arial" w:cs="Arial"/>
+                <w:i w:val="false"/>
+                <w:b w:val="false"/>
+                <w:u w:val="none"/>
+                <w:strike w:val="false"/>
+                <w:sz w:val="21"/>
+                <w:szCs w:val="21"/>
+                <w:color w:val="000000"/>
+              </w:rPr>
+              <w:t xml:space="preserve">On my desk, I will ask these about:</w:t>
+            </w:r>
+            <w:r>
+              <w:rPr>
+                <w:rFonts w:ascii="Arial" w:hAnsi="Arial" w:eastAsia="Arial" w:cs="Arial"/>
+                <w:i w:val="false"/>
+                <w:b w:val="false"/>
+                <w:u w:val="none"/>
+                <w:strike w:val="false"/>
+                <w:sz w:val="21"/>
+                <w:szCs w:val="21"/>
+                <w:color w:val="000000"/>
+              </w:rPr>
+              <w:br/>
+            </w:r>
+            <w:r>
+              <w:rPr>
+                <w:rFonts w:ascii="Arial" w:hAnsi="Arial" w:eastAsia="Arial" w:cs="Arial"/>
+                <w:i w:val="false"/>
+                <w:b w:val="false"/>
+                <w:u w:val="none"/>
+                <w:strike w:val="false"/>
+                <w:sz w:val="21"/>
+                <w:szCs w:val="21"/>
+                <w:color w:val="000000"/>
+              </w:rPr>
+              <w:t xml:space="preserve">______________________________</w:t>
+            </w:r>
           </w:p>
         </w:tc>
         <w:tc>
@@ -3180,12 +3375,77 @@
               </w:rPr>
               <w:t xml:space="preserve">3. Does the conclusion follow, or does it go beyond the evidence?</w:t>
             </w:r>
+            <w:r>
+              <w:rPr>
+                <w:rFonts w:ascii="Arial" w:hAnsi="Arial" w:eastAsia="Arial" w:cs="Arial"/>
+                <w:i w:val="false"/>
+                <w:b w:val="false"/>
+                <w:u w:val="none"/>
+                <w:strike w:val="false"/>
+                <w:sz w:val="21"/>
+                <w:szCs w:val="21"/>
+                <w:color w:val="000000"/>
+              </w:rPr>
+              <w:br/>
+            </w:r>
+            <w:r>
+              <w:rPr>
+                <w:rFonts w:ascii="Arial" w:hAnsi="Arial" w:eastAsia="Arial" w:cs="Arial"/>
+                <w:i w:val="false"/>
+                <w:b w:val="false"/>
+                <w:u w:val="none"/>
+                <w:strike w:val="false"/>
+                <w:sz w:val="21"/>
+                <w:szCs w:val="21"/>
+                <w:color w:val="000000"/>
+              </w:rPr>
+              <w:br/>
+            </w:r>
+            <w:r>
+              <w:rPr>
+                <w:rFonts w:ascii="Arial" w:hAnsi="Arial" w:eastAsia="Arial" w:cs="Arial"/>
+                <w:i w:val="false"/>
+                <w:b w:val="false"/>
+                <w:u w:val="none"/>
+                <w:strike w:val="false"/>
+                <w:sz w:val="21"/>
+                <w:szCs w:val="21"/>
+                <w:color w:val="000000"/>
+              </w:rPr>
+              <w:t xml:space="preserve">On my desk, I will ask these about:</w:t>
+            </w:r>
+            <w:r>
+              <w:rPr>
+                <w:rFonts w:ascii="Arial" w:hAnsi="Arial" w:eastAsia="Arial" w:cs="Arial"/>
+                <w:i w:val="false"/>
+                <w:b w:val="false"/>
+                <w:u w:val="none"/>
+                <w:strike w:val="false"/>
+                <w:sz w:val="21"/>
+                <w:szCs w:val="21"/>
+                <w:color w:val="000000"/>
+              </w:rPr>
+              <w:br/>
+            </w:r>
+            <w:r>
+              <w:rPr>
+                <w:rFonts w:ascii="Arial" w:hAnsi="Arial" w:eastAsia="Arial" w:cs="Arial"/>
+                <w:i w:val="false"/>
+                <w:b w:val="false"/>
+                <w:u w:val="none"/>
+                <w:strike w:val="false"/>
+                <w:sz w:val="21"/>
+                <w:szCs w:val="21"/>
+                <w:color w:val="000000"/>
+              </w:rPr>
+              <w:t xml:space="preserve">______________________________</w:t>
+            </w:r>
           </w:p>
         </w:tc>
       </w:tr>
       <w:tr>
         <w:trPr>
-          <w:trHeight w:val="2016" w:hRule="atLeast"/>
+          <w:trHeight w:val="2736" w:hRule="atLeast"/>
         </w:trPr>
         body3
         <w:tc>
@@ -3318,6 +3578,71 @@
               </w:rPr>
               <w:t xml:space="preserve">3. Does the conclusion follow, or does it go beyond the evidence?</w:t>
             </w:r>
+            <w:r>
+              <w:rPr>
+                <w:rFonts w:ascii="Arial" w:hAnsi="Arial" w:eastAsia="Arial" w:cs="Arial"/>
+                <w:i w:val="false"/>
+                <w:b w:val="false"/>
+                <w:u w:val="none"/>
+                <w:strike w:val="false"/>
+                <w:sz w:val="21"/>
+                <w:szCs w:val="21"/>
+                <w:color w:val="000000"/>
+              </w:rPr>
+              <w:br/>
+            </w:r>
+            <w:r>
+              <w:rPr>
+                <w:rFonts w:ascii="Arial" w:hAnsi="Arial" w:eastAsia="Arial" w:cs="Arial"/>
+                <w:i w:val="false"/>
+                <w:b w:val="false"/>
+                <w:u w:val="none"/>
+                <w:strike w:val="false"/>
+                <w:sz w:val="21"/>
+                <w:szCs w:val="21"/>
+                <w:color w:val="000000"/>
+              </w:rPr>
+              <w:br/>
+            </w:r>
+            <w:r>
+              <w:rPr>
+                <w:rFonts w:ascii="Arial" w:hAnsi="Arial" w:eastAsia="Arial" w:cs="Arial"/>
+                <w:i w:val="false"/>
+                <w:b w:val="false"/>
+                <w:u w:val="none"/>
+                <w:strike w:val="false"/>
+                <w:sz w:val="21"/>
+                <w:szCs w:val="21"/>
+                <w:color w:val="000000"/>
+              </w:rPr>
+              <w:t xml:space="preserve">On my desk, I will ask these about:</w:t>
+            </w:r>
+            <w:r>
+              <w:rPr>
+                <w:rFonts w:ascii="Arial" w:hAnsi="Arial" w:eastAsia="Arial" w:cs="Arial"/>
+                <w:i w:val="false"/>
+                <w:b w:val="false"/>
+                <w:u w:val="none"/>
+                <w:strike w:val="false"/>
+                <w:sz w:val="21"/>
+                <w:szCs w:val="21"/>
+                <w:color w:val="000000"/>
+              </w:rPr>
+              <w:br/>
+            </w:r>
+            <w:r>
+              <w:rPr>
+                <w:rFonts w:ascii="Arial" w:hAnsi="Arial" w:eastAsia="Arial" w:cs="Arial"/>
+                <w:i w:val="false"/>
+                <w:b w:val="false"/>
+                <w:u w:val="none"/>
+                <w:strike w:val="false"/>
+                <w:sz w:val="21"/>
+                <w:szCs w:val="21"/>
+                <w:color w:val="000000"/>
+              </w:rPr>
+              <w:t xml:space="preserve">______________________________</w:t>
+            </w:r>
           </w:p>
         </w:tc>
         <w:tc>
@@ -3450,12 +3775,77 @@
               </w:rPr>
               <w:t xml:space="preserve">3. Does the conclusion follow, or does it go beyond the evidence?</w:t>
             </w:r>
+            <w:r>
+              <w:rPr>
+                <w:rFonts w:ascii="Arial" w:hAnsi="Arial" w:eastAsia="Arial" w:cs="Arial"/>
+                <w:i w:val="false"/>
+                <w:b w:val="false"/>
+                <w:u w:val="none"/>
+                <w:strike w:val="false"/>
+                <w:sz w:val="21"/>
+                <w:szCs w:val="21"/>
+                <w:color w:val="000000"/>
+              </w:rPr>
+              <w:br/>
+            </w:r>
+            <w:r>
+              <w:rPr>
+                <w:rFonts w:ascii="Arial" w:hAnsi="Arial" w:eastAsia="Arial" w:cs="Arial"/>
+                <w:i w:val="false"/>
+                <w:b w:val="false"/>
+                <w:u w:val="none"/>
+                <w:strike w:val="false"/>
+                <w:sz w:val="21"/>
+                <w:szCs w:val="21"/>
+                <w:color w:val="000000"/>
+              </w:rPr>
+              <w:br/>
+            </w:r>
+            <w:r>
+              <w:rPr>
+                <w:rFonts w:ascii="Arial" w:hAnsi="Arial" w:eastAsia="Arial" w:cs="Arial"/>
+                <w:i w:val="false"/>
+                <w:b w:val="false"/>
+                <w:u w:val="none"/>
+                <w:strike w:val="false"/>
+                <w:sz w:val="21"/>
+                <w:szCs w:val="21"/>
+                <w:color w:val="000000"/>
+              </w:rPr>
+              <w:t xml:space="preserve">On my desk, I will ask these about:</w:t>
+            </w:r>
+            <w:r>
+              <w:rPr>
+                <w:rFonts w:ascii="Arial" w:hAnsi="Arial" w:eastAsia="Arial" w:cs="Arial"/>
+                <w:i w:val="false"/>
+                <w:b w:val="false"/>
+                <w:u w:val="none"/>
+                <w:strike w:val="false"/>
+                <w:sz w:val="21"/>
+                <w:szCs w:val="21"/>
+                <w:color w:val="000000"/>
+              </w:rPr>
+              <w:br/>
+            </w:r>
+            <w:r>
+              <w:rPr>
+                <w:rFonts w:ascii="Arial" w:hAnsi="Arial" w:eastAsia="Arial" w:cs="Arial"/>
+                <w:i w:val="false"/>
+                <w:b w:val="false"/>
+                <w:u w:val="none"/>
+                <w:strike w:val="false"/>
+                <w:sz w:val="21"/>
+                <w:szCs w:val="21"/>
+                <w:color w:val="000000"/>
+              </w:rPr>
+              <w:t xml:space="preserve">______________________________</w:t>
+            </w:r>
           </w:p>
         </w:tc>
       </w:tr>
       <w:tr>
         <w:trPr>
-          <w:trHeight w:val="2016" w:hRule="atLeast"/>
+          <w:trHeight w:val="2736" w:hRule="atLeast"/>
         </w:trPr>
         body4
         <w:tc>
@@ -3588,6 +3978,71 @@
               </w:rPr>
               <w:t xml:space="preserve">3. Does the conclusion follow, or does it go beyond the evidence?</w:t>
             </w:r>
+            <w:r>
+              <w:rPr>
+                <w:rFonts w:ascii="Arial" w:hAnsi="Arial" w:eastAsia="Arial" w:cs="Arial"/>
+                <w:i w:val="false"/>
+                <w:b w:val="false"/>
+                <w:u w:val="none"/>
+                <w:strike w:val="false"/>
+                <w:sz w:val="21"/>
+                <w:szCs w:val="21"/>
+                <w:color w:val="000000"/>
+              </w:rPr>
+              <w:br/>
+            </w:r>
+            <w:r>
+              <w:rPr>
+                <w:rFonts w:ascii="Arial" w:hAnsi="Arial" w:eastAsia="Arial" w:cs="Arial"/>
+                <w:i w:val="false"/>
+                <w:b w:val="false"/>
+                <w:u w:val="none"/>
+                <w:strike w:val="false"/>
+                <w:sz w:val="21"/>
+                <w:szCs w:val="21"/>
+                <w:color w:val="000000"/>
+              </w:rPr>
+              <w:br/>
+            </w:r>
+            <w:r>
+              <w:rPr>
+                <w:rFonts w:ascii="Arial" w:hAnsi="Arial" w:eastAsia="Arial" w:cs="Arial"/>
+                <w:i w:val="false"/>
+                <w:b w:val="false"/>
+                <w:u w:val="none"/>
+                <w:strike w:val="false"/>
+                <w:sz w:val="21"/>
+                <w:szCs w:val="21"/>
+                <w:color w:val="000000"/>
+              </w:rPr>
+              <w:t xml:space="preserve">On my desk, I will ask these about:</w:t>
+            </w:r>
+            <w:r>
+              <w:rPr>
+                <w:rFonts w:ascii="Arial" w:hAnsi="Arial" w:eastAsia="Arial" w:cs="Arial"/>
+                <w:i w:val="false"/>
+                <w:b w:val="false"/>
+                <w:u w:val="none"/>
+                <w:strike w:val="false"/>
+                <w:sz w:val="21"/>
+                <w:szCs w:val="21"/>
+                <w:color w:val="000000"/>
+              </w:rPr>
+              <w:br/>
+            </w:r>
+            <w:r>
+              <w:rPr>
+                <w:rFonts w:ascii="Arial" w:hAnsi="Arial" w:eastAsia="Arial" w:cs="Arial"/>
+                <w:i w:val="false"/>
+                <w:b w:val="false"/>
+                <w:u w:val="none"/>
+                <w:strike w:val="false"/>
+                <w:sz w:val="21"/>
+                <w:szCs w:val="21"/>
+                <w:color w:val="000000"/>
+              </w:rPr>
+              <w:t xml:space="preserve">______________________________</w:t>
+            </w:r>
           </w:p>
         </w:tc>
         <w:tc>
@@ -3719,6 +4174,71 @@
                 <w:color w:val="000000"/>
               </w:rPr>
               <w:t xml:space="preserve">3. Does the conclusion follow, or does it go beyond the evidence?</w:t>
+            </w:r>
+            <w:r>
+              <w:rPr>
+                <w:rFonts w:ascii="Arial" w:hAnsi="Arial" w:eastAsia="Arial" w:cs="Arial"/>
+                <w:i w:val="false"/>
+                <w:b w:val="false"/>
+                <w:u w:val="none"/>
+                <w:strike w:val="false"/>
+                <w:sz w:val="21"/>
+                <w:szCs w:val="21"/>
+                <w:color w:val="000000"/>
+              </w:rPr>
+              <w:br/>
+            </w:r>
+            <w:r>
+              <w:rPr>
+                <w:rFonts w:ascii="Arial" w:hAnsi="Arial" w:eastAsia="Arial" w:cs="Arial"/>
+                <w:i w:val="false"/>
+                <w:b w:val="false"/>
+                <w:u w:val="none"/>
+                <w:strike w:val="false"/>
+                <w:sz w:val="21"/>
+                <w:szCs w:val="21"/>
+                <w:color w:val="000000"/>
+              </w:rPr>
+              <w:br/>
+            </w:r>
+            <w:r>
+              <w:rPr>
+                <w:rFonts w:ascii="Arial" w:hAnsi="Arial" w:eastAsia="Arial" w:cs="Arial"/>
+                <w:i w:val="false"/>
+                <w:b w:val="false"/>
+                <w:u w:val="none"/>
+                <w:strike w:val="false"/>
+                <w:sz w:val="21"/>
+                <w:szCs w:val="21"/>
+                <w:color w:val="000000"/>
+              </w:rPr>
+              <w:t xml:space="preserve">On my desk, I will ask these about:</w:t>
+            </w:r>
+            <w:r>
+              <w:rPr>
+                <w:rFonts w:ascii="Arial" w:hAnsi="Arial" w:eastAsia="Arial" w:cs="Arial"/>
+                <w:i w:val="false"/>
+                <w:b w:val="false"/>
+                <w:u w:val="none"/>
+                <w:strike w:val="false"/>
+                <w:sz w:val="21"/>
+                <w:szCs w:val="21"/>
+                <w:color w:val="000000"/>
+              </w:rPr>
+              <w:br/>
+            </w:r>
+            <w:r>
+              <w:rPr>
+                <w:rFonts w:ascii="Arial" w:hAnsi="Arial" w:eastAsia="Arial" w:cs="Arial"/>
+                <w:i w:val="false"/>
+                <w:b w:val="false"/>
+                <w:u w:val="none"/>
+                <w:strike w:val="false"/>
+                <w:sz w:val="21"/>
+                <w:szCs w:val="21"/>
+                <w:color w:val="000000"/>
+              </w:rPr>
+              <w:t xml:space="preserve">______________________________</w:t>
             </w:r>
           </w:p>
         </w:tc>

--- a/Module_2_Oct_2026_v2/Oct14_session3_materials.docx
+++ b/Module_2_Oct_2026_v2/Oct14_session3_materials.docx
@@ -107,7 +107,7 @@
           <w:szCs w:val="22"/>
           <w:color w:val="000000"/>
         </w:rPr>
-        <w:t xml:space="preserve">Mark each slip S (strong: needs a fact to answer) or W (weak: can be answered with a word). Then sort them into two piles.</w:t>
+        <w:t xml:space="preserve">Mark each question S or W. Strong (S): the analyst must give a fact or a number to answer the question. Weak (W): the analyst can answer with one word, such as "yes". Then sort the slips into two piles.</w:t>
       </w:r>
     </w:p>
     <w:tbl xmlns:a="http://schemas.openxmlformats.org/drawingml/2006/main" xmlns:pic="http://schemas.openxmlformats.org/drawingml/2006/picture">
@@ -124,7 +124,6 @@
         <w:trPr>
           <w:trHeight w:val="1584" w:hRule="atLeast"/>
         </w:trPr>
-        body1
         <w:tc>
           <w:tcPr>
             <w:tcBorders>
@@ -144,6 +143,7 @@
           </w:tcPr>
           <w:p>
             <w:pPr>
+              <w:pStyle w:val="Normal"/>
               <w:jc w:val="left"/>
               <w:pBdr>
                 <w:bottom w:val="none" w:sz="0" w:space="0" w:color="000000"/>
@@ -263,6 +263,7 @@
           </w:tcPr>
           <w:p>
             <w:pPr>
+              <w:pStyle w:val="Normal"/>
               <w:jc w:val="left"/>
               <w:pBdr>
                 <w:bottom w:val="none" w:sz="0" w:space="0" w:color="000000"/>
@@ -368,7 +369,6 @@
         <w:trPr>
           <w:trHeight w:val="1584" w:hRule="atLeast"/>
         </w:trPr>
-        body2
         <w:tc>
           <w:tcPr>
             <w:tcBorders>
@@ -388,6 +388,7 @@
           </w:tcPr>
           <w:p>
             <w:pPr>
+              <w:pStyle w:val="Normal"/>
               <w:jc w:val="left"/>
               <w:pBdr>
                 <w:bottom w:val="none" w:sz="0" w:space="0" w:color="000000"/>
@@ -507,6 +508,7 @@
           </w:tcPr>
           <w:p>
             <w:pPr>
+              <w:pStyle w:val="Normal"/>
               <w:jc w:val="left"/>
               <w:pBdr>
                 <w:bottom w:val="none" w:sz="0" w:space="0" w:color="000000"/>
@@ -612,7 +614,6 @@
         <w:trPr>
           <w:trHeight w:val="1584" w:hRule="atLeast"/>
         </w:trPr>
-        body3
         <w:tc>
           <w:tcPr>
             <w:tcBorders>
@@ -632,6 +633,7 @@
           </w:tcPr>
           <w:p>
             <w:pPr>
+              <w:pStyle w:val="Normal"/>
               <w:jc w:val="left"/>
               <w:pBdr>
                 <w:bottom w:val="none" w:sz="0" w:space="0" w:color="000000"/>
@@ -751,6 +753,7 @@
           </w:tcPr>
           <w:p>
             <w:pPr>
+              <w:pStyle w:val="Normal"/>
               <w:jc w:val="left"/>
               <w:pBdr>
                 <w:bottom w:val="none" w:sz="0" w:space="0" w:color="000000"/>
@@ -856,7 +859,6 @@
         <w:trPr>
           <w:trHeight w:val="1584" w:hRule="atLeast"/>
         </w:trPr>
-        body4
         <w:tc>
           <w:tcPr>
             <w:tcBorders>
@@ -876,6 +878,7 @@
           </w:tcPr>
           <w:p>
             <w:pPr>
+              <w:pStyle w:val="Normal"/>
               <w:jc w:val="left"/>
               <w:pBdr>
                 <w:bottom w:val="none" w:sz="0" w:space="0" w:color="000000"/>
@@ -995,6 +998,7 @@
           </w:tcPr>
           <w:p>
             <w:pPr>
+              <w:pStyle w:val="Normal"/>
               <w:jc w:val="left"/>
               <w:pBdr>
                 <w:bottom w:val="none" w:sz="0" w:space="0" w:color="000000"/>
@@ -1227,7 +1231,6 @@
           <w:trHeight w:val="360" w:hRule="auto"/>
           <w:tblHeader/>
         </w:trPr>
-        header1
         <w:tc>
           <w:tcPr>
             <w:tcBorders>
@@ -1247,6 +1250,7 @@
           </w:tcPr>
           <w:p>
             <w:pPr>
+              <w:pStyle w:val="Normal"/>
               <w:jc w:val="left"/>
               <w:pBdr>
                 <w:bottom w:val="none" w:sz="0" w:space="0" w:color="000000"/>
@@ -1301,6 +1305,7 @@
           </w:tcPr>
           <w:p>
             <w:pPr>
+              <w:pStyle w:val="Normal"/>
               <w:jc w:val="left"/>
               <w:pBdr>
                 <w:bottom w:val="none" w:sz="0" w:space="0" w:color="000000"/>
@@ -1355,6 +1360,7 @@
           </w:tcPr>
           <w:p>
             <w:pPr>
+              <w:pStyle w:val="Normal"/>
               <w:jc w:val="left"/>
               <w:pBdr>
                 <w:bottom w:val="none" w:sz="0" w:space="0" w:color="000000"/>
@@ -1386,7 +1392,7 @@
                 <w:szCs w:val="21"/>
                 <w:color w:val="063360"/>
               </w:rPr>
-              <w:t xml:space="preserve">Answered / admitted / deflected / unanswerable</w:t>
+              <w:t xml:space="preserve">Answered / Admitted they do not know / Avoided the question / Cannot be answered with this data</w:t>
             </w:r>
           </w:p>
         </w:tc>
@@ -1395,7 +1401,6 @@
         <w:trPr>
           <w:trHeight w:val="1440" w:hRule="atLeast"/>
         </w:trPr>
-        body1
         <w:tc>
           <w:tcPr>
             <w:tcBorders>
@@ -1415,6 +1420,7 @@
           </w:tcPr>
           <w:p>
             <w:pPr>
+              <w:pStyle w:val="Normal"/>
               <w:jc w:val="left"/>
               <w:pBdr>
                 <w:bottom w:val="none" w:sz="0" w:space="0" w:color="000000"/>
@@ -1469,6 +1475,7 @@
           </w:tcPr>
           <w:p>
             <w:pPr>
+              <w:pStyle w:val="Normal"/>
               <w:jc w:val="left"/>
               <w:pBdr>
                 <w:bottom w:val="none" w:sz="0" w:space="0" w:color="000000"/>
@@ -1523,6 +1530,7 @@
           </w:tcPr>
           <w:p>
             <w:pPr>
+              <w:pStyle w:val="Normal"/>
               <w:jc w:val="left"/>
               <w:pBdr>
                 <w:bottom w:val="none" w:sz="0" w:space="0" w:color="000000"/>
@@ -1563,7 +1571,6 @@
         <w:trPr>
           <w:trHeight w:val="1440" w:hRule="atLeast"/>
         </w:trPr>
-        body2
         <w:tc>
           <w:tcPr>
             <w:tcBorders>
@@ -1583,6 +1590,7 @@
           </w:tcPr>
           <w:p>
             <w:pPr>
+              <w:pStyle w:val="Normal"/>
               <w:jc w:val="left"/>
               <w:pBdr>
                 <w:bottom w:val="none" w:sz="0" w:space="0" w:color="000000"/>
@@ -1637,6 +1645,7 @@
           </w:tcPr>
           <w:p>
             <w:pPr>
+              <w:pStyle w:val="Normal"/>
               <w:jc w:val="left"/>
               <w:pBdr>
                 <w:bottom w:val="none" w:sz="0" w:space="0" w:color="000000"/>
@@ -1691,6 +1700,7 @@
           </w:tcPr>
           <w:p>
             <w:pPr>
+              <w:pStyle w:val="Normal"/>
               <w:jc w:val="left"/>
               <w:pBdr>
                 <w:bottom w:val="none" w:sz="0" w:space="0" w:color="000000"/>
@@ -1731,7 +1741,6 @@
         <w:trPr>
           <w:trHeight w:val="1440" w:hRule="atLeast"/>
         </w:trPr>
-        body3
         <w:tc>
           <w:tcPr>
             <w:tcBorders>
@@ -1751,6 +1760,7 @@
           </w:tcPr>
           <w:p>
             <w:pPr>
+              <w:pStyle w:val="Normal"/>
               <w:jc w:val="left"/>
               <w:pBdr>
                 <w:bottom w:val="none" w:sz="0" w:space="0" w:color="000000"/>
@@ -1805,6 +1815,7 @@
           </w:tcPr>
           <w:p>
             <w:pPr>
+              <w:pStyle w:val="Normal"/>
               <w:jc w:val="left"/>
               <w:pBdr>
                 <w:bottom w:val="none" w:sz="0" w:space="0" w:color="000000"/>
@@ -1859,6 +1870,7 @@
           </w:tcPr>
           <w:p>
             <w:pPr>
+              <w:pStyle w:val="Normal"/>
               <w:jc w:val="left"/>
               <w:pBdr>
                 <w:bottom w:val="none" w:sz="0" w:space="0" w:color="000000"/>
@@ -1899,7 +1911,6 @@
         <w:trPr>
           <w:trHeight w:val="1440" w:hRule="atLeast"/>
         </w:trPr>
-        body4
         <w:tc>
           <w:tcPr>
             <w:tcBorders>
@@ -1919,6 +1930,7 @@
           </w:tcPr>
           <w:p>
             <w:pPr>
+              <w:pStyle w:val="Normal"/>
               <w:jc w:val="left"/>
               <w:pBdr>
                 <w:bottom w:val="none" w:sz="0" w:space="0" w:color="000000"/>
@@ -1973,6 +1985,7 @@
           </w:tcPr>
           <w:p>
             <w:pPr>
+              <w:pStyle w:val="Normal"/>
               <w:jc w:val="left"/>
               <w:pBdr>
                 <w:bottom w:val="none" w:sz="0" w:space="0" w:color="000000"/>
@@ -2027,6 +2040,7 @@
           </w:tcPr>
           <w:p>
             <w:pPr>
+              <w:pStyle w:val="Normal"/>
               <w:jc w:val="left"/>
               <w:pBdr>
                 <w:bottom w:val="none" w:sz="0" w:space="0" w:color="000000"/>
@@ -2115,7 +2129,7 @@
           <w:szCs w:val="22"/>
           <w:color w:val="000000"/>
         </w:rPr>
-        <w:t xml:space="preserve">Which unanswered question would change your sign-off if it came back the wrong way?</w:t>
+        <w:t xml:space="preserve">Which unanswered question matters most? If the answer to that question were bad news, would it change your decision?</w:t>
       </w:r>
     </w:p>
     <w:p>
@@ -2196,7 +2210,7 @@
           <w:szCs w:val="22"/>
           <w:color w:val="000000"/>
         </w:rPr>
-        <w:t xml:space="preserve">Your vote before the clinic:  Yes / No / Not without more answers.     After:  Yes / No / Not without more answers.</w:t>
+        <w:t xml:space="preserve">Would you approve scale-up?   Before the clinic:  Yes / No / Not without more answers.     After the clinic:  Yes / No / Not without more answers.</w:t>
       </w:r>
     </w:p>
     <w:p>
@@ -2299,7 +2313,6 @@
         <w:trPr>
           <w:trHeight w:val="3312" w:hRule="atLeast"/>
         </w:trPr>
-        body1
         <w:tc>
           <w:tcPr>
             <w:tcBorders>
@@ -2319,6 +2332,7 @@
           </w:tcPr>
           <w:p>
             <w:pPr>
+              <w:pStyle w:val="Normal"/>
               <w:jc w:val="left"/>
               <w:pBdr>
                 <w:bottom w:val="none" w:sz="0" w:space="0" w:color="000000"/>
@@ -2415,7 +2429,7 @@
                 <w:szCs w:val="21"/>
                 <w:color w:val="000000"/>
               </w:rPr>
-              <w:t xml:space="preserve">How many of its questions would pass the S/W sort as strong?</w:t>
+              <w:t xml:space="preserve">How many of the AI's questions are strong (S) questions?</w:t>
             </w:r>
           </w:p>
         </w:tc>
@@ -2424,7 +2438,6 @@
         <w:trPr>
           <w:trHeight w:val="3312" w:hRule="atLeast"/>
         </w:trPr>
-        body2
         <w:tc>
           <w:tcPr>
             <w:tcBorders>
@@ -2444,6 +2457,7 @@
           </w:tcPr>
           <w:p>
             <w:pPr>
+              <w:pStyle w:val="Normal"/>
               <w:jc w:val="left"/>
               <w:pBdr>
                 <w:bottom w:val="none" w:sz="0" w:space="0" w:color="000000"/>
@@ -2540,7 +2554,7 @@
                 <w:szCs w:val="21"/>
                 <w:color w:val="000000"/>
               </w:rPr>
-              <w:t xml:space="preserve">What did it tell you it cannot determine?</w:t>
+              <w:t xml:space="preserve">What did the AI say it cannot know from the information you gave?</w:t>
             </w:r>
           </w:p>
         </w:tc>
@@ -2647,7 +2661,6 @@
         <w:trPr>
           <w:trHeight w:val="2736" w:hRule="atLeast"/>
         </w:trPr>
-        body1
         <w:tc>
           <w:tcPr>
             <w:tcBorders>
@@ -2667,6 +2680,7 @@
           </w:tcPr>
           <w:p>
             <w:pPr>
+              <w:pStyle w:val="Normal"/>
               <w:jc w:val="left"/>
               <w:pBdr>
                 <w:bottom w:val="none" w:sz="0" w:space="0" w:color="000000"/>
@@ -2750,7 +2764,7 @@
                 <w:szCs w:val="21"/>
                 <w:color w:val="000000"/>
               </w:rPr>
-              <w:t xml:space="preserve">2. What has to be true for this to be causal, and did you test it?</w:t>
+              <w:t xml:space="preserve">2. What has to be true for this to be causal, and did you test that assumption?</w:t>
             </w:r>
             <w:r>
               <w:rPr>
@@ -2815,7 +2829,7 @@
                 <w:szCs w:val="21"/>
                 <w:color w:val="000000"/>
               </w:rPr>
-              <w:t xml:space="preserve">On my desk, I will ask these about:</w:t>
+              <w:t xml:space="preserve">Back at work, I will ask these questions about:</w:t>
             </w:r>
             <w:r>
               <w:rPr>
@@ -2864,6 +2878,7 @@
           </w:tcPr>
           <w:p>
             <w:pPr>
+              <w:pStyle w:val="Normal"/>
               <w:jc w:val="left"/>
               <w:pBdr>
                 <w:bottom w:val="none" w:sz="0" w:space="0" w:color="000000"/>
@@ -2947,7 +2962,7 @@
                 <w:szCs w:val="21"/>
                 <w:color w:val="000000"/>
               </w:rPr>
-              <w:t xml:space="preserve">2. What has to be true for this to be causal, and did you test it?</w:t>
+              <w:t xml:space="preserve">2. What has to be true for this to be causal, and did you test that assumption?</w:t>
             </w:r>
             <w:r>
               <w:rPr>
@@ -3012,7 +3027,7 @@
                 <w:szCs w:val="21"/>
                 <w:color w:val="000000"/>
               </w:rPr>
-              <w:t xml:space="preserve">On my desk, I will ask these about:</w:t>
+              <w:t xml:space="preserve">Back at work, I will ask these questions about:</w:t>
             </w:r>
             <w:r>
               <w:rPr>
@@ -3047,7 +3062,6 @@
         <w:trPr>
           <w:trHeight w:val="2736" w:hRule="atLeast"/>
         </w:trPr>
-        body2
         <w:tc>
           <w:tcPr>
             <w:tcBorders>
@@ -3067,6 +3081,7 @@
           </w:tcPr>
           <w:p>
             <w:pPr>
+              <w:pStyle w:val="Normal"/>
               <w:jc w:val="left"/>
               <w:pBdr>
                 <w:bottom w:val="none" w:sz="0" w:space="0" w:color="000000"/>
@@ -3150,7 +3165,7 @@
                 <w:szCs w:val="21"/>
                 <w:color w:val="000000"/>
               </w:rPr>
-              <w:t xml:space="preserve">2. What has to be true for this to be causal, and did you test it?</w:t>
+              <w:t xml:space="preserve">2. What has to be true for this to be causal, and did you test that assumption?</w:t>
             </w:r>
             <w:r>
               <w:rPr>
@@ -3215,7 +3230,7 @@
                 <w:szCs w:val="21"/>
                 <w:color w:val="000000"/>
               </w:rPr>
-              <w:t xml:space="preserve">On my desk, I will ask these about:</w:t>
+              <w:t xml:space="preserve">Back at work, I will ask these questions about:</w:t>
             </w:r>
             <w:r>
               <w:rPr>
@@ -3264,6 +3279,7 @@
           </w:tcPr>
           <w:p>
             <w:pPr>
+              <w:pStyle w:val="Normal"/>
               <w:jc w:val="left"/>
               <w:pBdr>
                 <w:bottom w:val="none" w:sz="0" w:space="0" w:color="000000"/>
@@ -3347,7 +3363,7 @@
                 <w:szCs w:val="21"/>
                 <w:color w:val="000000"/>
               </w:rPr>
-              <w:t xml:space="preserve">2. What has to be true for this to be causal, and did you test it?</w:t>
+              <w:t xml:space="preserve">2. What has to be true for this to be causal, and did you test that assumption?</w:t>
             </w:r>
             <w:r>
               <w:rPr>
@@ -3412,7 +3428,7 @@
                 <w:szCs w:val="21"/>
                 <w:color w:val="000000"/>
               </w:rPr>
-              <w:t xml:space="preserve">On my desk, I will ask these about:</w:t>
+              <w:t xml:space="preserve">Back at work, I will ask these questions about:</w:t>
             </w:r>
             <w:r>
               <w:rPr>
@@ -3447,7 +3463,6 @@
         <w:trPr>
           <w:trHeight w:val="2736" w:hRule="atLeast"/>
         </w:trPr>
-        body3
         <w:tc>
           <w:tcPr>
             <w:tcBorders>
@@ -3467,6 +3482,7 @@
           </w:tcPr>
           <w:p>
             <w:pPr>
+              <w:pStyle w:val="Normal"/>
               <w:jc w:val="left"/>
               <w:pBdr>
                 <w:bottom w:val="none" w:sz="0" w:space="0" w:color="000000"/>
@@ -3550,7 +3566,7 @@
                 <w:szCs w:val="21"/>
                 <w:color w:val="000000"/>
               </w:rPr>
-              <w:t xml:space="preserve">2. What has to be true for this to be causal, and did you test it?</w:t>
+              <w:t xml:space="preserve">2. What has to be true for this to be causal, and did you test that assumption?</w:t>
             </w:r>
             <w:r>
               <w:rPr>
@@ -3615,7 +3631,7 @@
                 <w:szCs w:val="21"/>
                 <w:color w:val="000000"/>
               </w:rPr>
-              <w:t xml:space="preserve">On my desk, I will ask these about:</w:t>
+              <w:t xml:space="preserve">Back at work, I will ask these questions about:</w:t>
             </w:r>
             <w:r>
               <w:rPr>
@@ -3664,6 +3680,7 @@
           </w:tcPr>
           <w:p>
             <w:pPr>
+              <w:pStyle w:val="Normal"/>
               <w:jc w:val="left"/>
               <w:pBdr>
                 <w:bottom w:val="none" w:sz="0" w:space="0" w:color="000000"/>
@@ -3747,7 +3764,7 @@
                 <w:szCs w:val="21"/>
                 <w:color w:val="000000"/>
               </w:rPr>
-              <w:t xml:space="preserve">2. What has to be true for this to be causal, and did you test it?</w:t>
+              <w:t xml:space="preserve">2. What has to be true for this to be causal, and did you test that assumption?</w:t>
             </w:r>
             <w:r>
               <w:rPr>
@@ -3812,7 +3829,7 @@
                 <w:szCs w:val="21"/>
                 <w:color w:val="000000"/>
               </w:rPr>
-              <w:t xml:space="preserve">On my desk, I will ask these about:</w:t>
+              <w:t xml:space="preserve">Back at work, I will ask these questions about:</w:t>
             </w:r>
             <w:r>
               <w:rPr>
@@ -3847,7 +3864,6 @@
         <w:trPr>
           <w:trHeight w:val="2736" w:hRule="atLeast"/>
         </w:trPr>
-        body4
         <w:tc>
           <w:tcPr>
             <w:tcBorders>
@@ -3867,6 +3883,7 @@
           </w:tcPr>
           <w:p>
             <w:pPr>
+              <w:pStyle w:val="Normal"/>
               <w:jc w:val="left"/>
               <w:pBdr>
                 <w:bottom w:val="none" w:sz="0" w:space="0" w:color="000000"/>
@@ -3950,7 +3967,7 @@
                 <w:szCs w:val="21"/>
                 <w:color w:val="000000"/>
               </w:rPr>
-              <w:t xml:space="preserve">2. What has to be true for this to be causal, and did you test it?</w:t>
+              <w:t xml:space="preserve">2. What has to be true for this to be causal, and did you test that assumption?</w:t>
             </w:r>
             <w:r>
               <w:rPr>
@@ -4015,7 +4032,7 @@
                 <w:szCs w:val="21"/>
                 <w:color w:val="000000"/>
               </w:rPr>
-              <w:t xml:space="preserve">On my desk, I will ask these about:</w:t>
+              <w:t xml:space="preserve">Back at work, I will ask these questions about:</w:t>
             </w:r>
             <w:r>
               <w:rPr>
@@ -4064,6 +4081,7 @@
           </w:tcPr>
           <w:p>
             <w:pPr>
+              <w:pStyle w:val="Normal"/>
               <w:jc w:val="left"/>
               <w:pBdr>
                 <w:bottom w:val="none" w:sz="0" w:space="0" w:color="000000"/>
@@ -4147,7 +4165,7 @@
                 <w:szCs w:val="21"/>
                 <w:color w:val="000000"/>
               </w:rPr>
-              <w:t xml:space="preserve">2. What has to be true for this to be causal, and did you test it?</w:t>
+              <w:t xml:space="preserve">2. What has to be true for this to be causal, and did you test that assumption?</w:t>
             </w:r>
             <w:r>
               <w:rPr>
@@ -4212,7 +4230,7 @@
                 <w:szCs w:val="21"/>
                 <w:color w:val="000000"/>
               </w:rPr>
-              <w:t xml:space="preserve">On my desk, I will ask these about:</w:t>
+              <w:t xml:space="preserve">Back at work, I will ask these questions about:</w:t>
             </w:r>
             <w:r>
               <w:rPr>

--- a/Module_2_Oct_2026_v2/Oct14_session3_materials.docx
+++ b/Module_2_Oct_2026_v2/Oct14_session3_materials.docx
@@ -98,7 +98,7 @@
           <w:szCs w:val="18"/>
           <w:color w:val="545860"/>
         </w:rPr>
-        <w:t xml:space="preserve">Fictional GreenWaste case | invented figures</w:t>
+        <w:t xml:space="preserve">GreenWaste is a fictional training case.</w:t>
       </w:r>
     </w:p>
     <w:p>
